--- a/DOCUMENTO_ANALISE.docx
+++ b/DOCUMENTO_ANALISE.docx
@@ -507,7 +507,13 @@
         <w:rPr>
           <w:rFonts w:ascii="Calibri" w:cs="Calibri" w:eastAsia="Calibri" w:hAnsi="Calibri"/>
         </w:rPr>
-        <w:t xml:space="preserve"> entre 06/01/2026 e 30/06/2026. Desse total, </w:t>
+        <w:t xml:space="preserve"> geradas entre 06/01/2026 e 30/06/2026, com tratamentos registrados até 05/08/2026. </w:t>
+      </w:r>
+      <w:r>
+        <w:rPr>
+          <w:rFonts w:ascii="Calibri" w:cs="Calibri" w:eastAsia="Calibri" w:hAnsi="Calibri"/>
+        </w:rPr>
+        <w:t xml:space="preserve">Dos 163.274 chamados avaliáveis, </w:t>
       </w:r>
       <w:r>
         <w:rPr>
@@ -859,7 +865,7 @@
         <w:rPr>
           <w:rFonts w:ascii="Calibri" w:cs="Calibri" w:eastAsia="Calibri" w:hAnsi="Calibri"/>
         </w:rPr>
-        <w:t xml:space="preserve">A divisão entre corrigir e apenas liberar ficou em 0,0% contra 50,0% no semestre. Metade das retenções, portanto, não tinha erro nenhum a corrigir. Voltamos a esse ponto na seção de recomendações, porque ele tem consequência prática.</w:t>
+        <w:t xml:space="preserve">A divisão entre corrigir e apenas liberar ficou praticamente meio a meio: 81.869 casos exigiram correção e 81.942 foram apenas liberados, 50,0% do total. Metade das retenções, portanto, não tinha erro nenhum a corrigir. Voltamos a esse ponto na seção de recomendações, porque ele tem consequência prática.</w:t>
       </w:r>
     </w:p>
     <w:p>
@@ -1817,7 +1823,47 @@
         <w:rPr>
           <w:rFonts w:ascii="Calibri" w:cs="Calibri" w:eastAsia="Calibri" w:hAnsi="Calibri"/>
         </w:rPr>
-        <w:t xml:space="preserve">Quando o atraso vem de sobrecarga, ele acompanha os picos de volume. Não é o que acontece aqui: comparando semana a semana, o percentual fora do prazo sobe e desce em momentos que não coincidem com as semanas de maior volume. A interpretação que fazemos é que o atraso vem de filas específicas que travam, e não da capacidade da equipe.</w:t>
+        <w:t xml:space="preserve">O atraso é concentrado no tempo, e muito. Das 10.166 quebras do semestre, </w:t>
+      </w:r>
+      <w:r>
+        <w:rPr>
+          <w:rFonts w:ascii="Calibri" w:cs="Calibri" w:eastAsia="Calibri" w:hAnsi="Calibri"/>
+          <w:b/>
+          <w:bCs/>
+        </w:rPr>
+        <w:t xml:space="preserve">7.390 estão em março de 2026</w:t>
+      </w:r>
+      <w:r>
+        <w:rPr>
+          <w:rFonts w:ascii="Calibri" w:cs="Calibri" w:eastAsia="Calibri" w:hAnsi="Calibri"/>
+        </w:rPr>
+        <w:t xml:space="preserve">, ou 72,7% do total. Nesse mês o percentual fora do prazo chega a 16,22%, contra menos de 3% em quatro dos outros cinco meses.</w:t>
+      </w:r>
+    </w:p>
+    <w:p>
+      <w:pPr>
+        <w:spacing w:after="160" w:line="288"/>
+        <w:jc w:val="both"/>
+      </w:pPr>
+      <w:r>
+        <w:rPr>
+          <w:rFonts w:ascii="Calibri" w:cs="Calibri" w:eastAsia="Calibri" w:hAnsi="Calibri"/>
+        </w:rPr>
+        <w:t xml:space="preserve">Março de 2026 é também o mês de maior volume, com 45.554 anomalias geradas, e a correlação entre volume mensal e percentual fora do prazo é de 0,73. Volume e atraso andam juntos, o que à primeira vista sugeriria falta de capacidade. A composição das quebras aponta outra coisa: </w:t>
+      </w:r>
+      <w:r>
+        <w:rPr>
+          <w:rFonts w:ascii="Calibri" w:cs="Calibri" w:eastAsia="Calibri" w:hAnsi="Calibri"/>
+          <w:b/>
+          <w:bCs/>
+        </w:rPr>
+        <w:t xml:space="preserve">5.341 das 7.390 quebras desse mês são da MANUAL01</w:t>
+      </w:r>
+      <w:r>
+        <w:rPr>
+          <w:rFonts w:ascii="Calibri" w:cs="Calibri" w:eastAsia="Calibri" w:hAnsi="Calibri"/>
+        </w:rPr>
+        <w:t xml:space="preserve">, e 5.330 delas estão com um único colaborador. Quando o volume sobe, não é a operação inteira que desacelera. É sempre a mesma fila que transborda.</w:t>
       </w:r>
     </w:p>
     <w:p>
@@ -2289,7 +2335,7 @@
                 <w:sz w:val="18"/>
                 <w:szCs w:val="18"/>
               </w:rPr>
-              <w:t xml:space="preserve">5,2%</w:t>
+              <w:t xml:space="preserve">5,3%</w:t>
             </w:r>
           </w:p>
         </w:tc>
@@ -2818,7 +2864,7 @@
         <w:rPr>
           <w:rFonts w:ascii="Calibri" w:cs="Calibri" w:eastAsia="Calibri" w:hAnsi="Calibri"/>
         </w:rPr>
-        <w:t xml:space="preserve"> das próprias ocorrências, contra 2,2% da anomalia de maior volume da base. As duas primeiras linhas da tabela somam 65,4% de tudo o que atrasa no semestre.</w:t>
+        <w:t xml:space="preserve"> dos próprios chamados avaliáveis, contra 2,2% da anomalia de maior volume da base. As duas primeiras linhas da tabela somam 65,4% de tudo o que atrasa no semestre.</w:t>
       </w:r>
     </w:p>
     <w:p>
@@ -3807,7 +3853,7 @@
                 <w:sz w:val="18"/>
                 <w:szCs w:val="18"/>
               </w:rPr>
-              <w:t xml:space="preserve">2,00%</w:t>
+              <w:t xml:space="preserve">2,01%</w:t>
             </w:r>
           </w:p>
         </w:tc>
@@ -4012,7 +4058,7 @@
                 <w:sz w:val="18"/>
                 <w:szCs w:val="18"/>
               </w:rPr>
-              <w:t xml:space="preserve">16,86%</w:t>
+              <w:t xml:space="preserve">16,91%</w:t>
             </w:r>
           </w:p>
         </w:tc>
@@ -4217,7 +4263,7 @@
                 <w:sz w:val="18"/>
                 <w:szCs w:val="18"/>
               </w:rPr>
-              <w:t xml:space="preserve">3,43%</w:t>
+              <w:t xml:space="preserve">3,44%</w:t>
             </w:r>
           </w:p>
         </w:tc>
@@ -4422,7 +4468,7 @@
                 <w:sz w:val="18"/>
                 <w:szCs w:val="18"/>
               </w:rPr>
-              <w:t xml:space="preserve">6,17%</w:t>
+              <w:t xml:space="preserve">6,24%</w:t>
             </w:r>
           </w:p>
         </w:tc>
@@ -4627,7 +4673,7 @@
                 <w:sz w:val="18"/>
                 <w:szCs w:val="18"/>
               </w:rPr>
-              <w:t xml:space="preserve">4,24%</w:t>
+              <w:t xml:space="preserve">4,29%</w:t>
             </w:r>
           </w:p>
         </w:tc>
@@ -5037,7 +5083,7 @@
                 <w:sz w:val="18"/>
                 <w:szCs w:val="18"/>
               </w:rPr>
-              <w:t xml:space="preserve">6,40%</w:t>
+              <w:t xml:space="preserve">6,44%</w:t>
             </w:r>
           </w:p>
         </w:tc>
@@ -5374,7 +5420,7 @@
         <w:rPr>
           <w:rFonts w:ascii="Calibri" w:cs="Calibri" w:eastAsia="Calibri" w:hAnsi="Calibri"/>
         </w:rPr>
-        <w:t xml:space="preserve"> aparece com 16,86% dos chamados fora do prazo, e </w:t>
+        <w:t xml:space="preserve"> aparece com 16,91% dos chamados fora do prazo, e </w:t>
       </w:r>
       <w:r>
         <w:rPr>
